--- a/skills/edu-material-harvest/使用教程_高校公开资料采集.docx
+++ b/skills/edu-material-harvest/使用教程_高校公开资料采集.docx
@@ -212,7 +212,7 @@
           <w:b w:val="0"/>
           <w:sz w:val="21"/>
         </w:rPr>
-        <w:t>第 2 步 · 自动发现（只侦察、不下载）：Claude 会摸清该校材料挂在哪些栏目页、附件直链是什么，并对每条候选**实测**可达性与文件类型，产出一份“候选确认表”给你过目。</w:t>
+        <w:t>第 2 步 · 自动发现（只侦察、不下载）：Claude 会摸清该校材料挂在哪些栏目页、附件直链是什么，并对每条候选**实测**可达性与文件类型，产出一份“候选确认表”给你过目。如果目标材料挂在被反爬挡住的子站、自动爬不到，Claude 会改用“先联网搜索定位到挂着材料的那一页，再交给脚本枚举下载”的精准方式——两种方式产出的台账完全一样。</w:t>
       </w:r>
     </w:p>
     <w:p>
@@ -658,6 +658,32 @@
           <w:b/>
           <w:sz w:val="21"/>
         </w:rPr>
+        <w:t>Q：为什么会采到“看起来不像材料”的网页？</w:t>
+      </w:r>
+    </w:p>
+    <w:p>
+      <w:pPr>
+        <w:spacing w:after="160"/>
+      </w:pPr>
+      <w:r>
+        <w:rPr>
+          <w:rFonts w:ascii="微软雅黑" w:hAnsi="微软雅黑" w:eastAsia="微软雅黑"/>
+          <w:b w:val="0"/>
+          <w:sz w:val="21"/>
+        </w:rPr>
+        <w:t>A：极少数情况下，新闻页或招生页正文里出现了“培养方案”“年度报告”等词，可能被误判。工具已内置栏目黑名单与类型复核来尽量剔除；若仍发现不对的条目，告诉 Claude 用“指定承载页”方式重采即可，不会影响已确认的文件。</w:t>
+      </w:r>
+    </w:p>
+    <w:p>
+      <w:pPr>
+        <w:spacing w:after="40"/>
+      </w:pPr>
+      <w:r>
+        <w:rPr>
+          <w:rFonts w:ascii="微软雅黑" w:hAnsi="微软雅黑" w:eastAsia="微软雅黑"/>
+          <w:b/>
+          <w:sz w:val="21"/>
+        </w:rPr>
         <w:t>Q：有些链接提示被拦 / 打不开？</w:t>
       </w:r>
     </w:p>
@@ -698,6 +724,150 @@
           <w:sz w:val="21"/>
         </w:rPr>
         <w:t>A：高校栏目常改版。台账里每条链接都是采集当天实测可达的；用之前建议再核一次。</w:t>
+      </w:r>
+    </w:p>
+    <w:p>
+      <w:pPr>
+        <w:spacing w:after="40"/>
+      </w:pPr>
+      <w:r>
+        <w:rPr>
+          <w:rFonts w:ascii="微软雅黑" w:hAnsi="微软雅黑" w:eastAsia="微软雅黑"/>
+          <w:b/>
+          <w:sz w:val="21"/>
+        </w:rPr>
+        <w:t>Q：能在其它 Agent（Codex、WorkBuddy、千问办公）里用吗？</w:t>
+      </w:r>
+    </w:p>
+    <w:p>
+      <w:pPr>
+        <w:spacing w:after="160"/>
+      </w:pPr>
+      <w:r>
+        <w:rPr>
+          <w:rFonts w:ascii="微软雅黑" w:hAnsi="微软雅黑" w:eastAsia="微软雅黑"/>
+          <w:b w:val="0"/>
+          <w:sz w:val="21"/>
+        </w:rPr>
+        <w:t>A：能。本 skill 带一个零依赖的 MCP 服务，装一次即可让这些客户端用同一套采集能力（见第八节）。不需要你额外安装 Python 包。</w:t>
+      </w:r>
+    </w:p>
+    <w:p>
+      <w:pPr>
+        <w:spacing w:before="200" w:after="120"/>
+      </w:pPr>
+      <w:r>
+        <w:rPr>
+          <w:rFonts w:ascii="微软雅黑" w:hAnsi="微软雅黑" w:eastAsia="微软雅黑"/>
+          <w:b/>
+          <w:color w:val="1F4E79"/>
+          <w:sz w:val="30"/>
+        </w:rPr>
+        <w:t>八、在别的 Agent 里用（Claude Code / Codex / WorkBuddy / 千问办公）</w:t>
+      </w:r>
+    </w:p>
+    <w:p>
+      <w:pPr>
+        <w:spacing w:after="120"/>
+      </w:pPr>
+      <w:r>
+        <w:rPr>
+          <w:rFonts w:ascii="微软雅黑" w:hAnsi="微软雅黑" w:eastAsia="微软雅黑"/>
+          <w:b w:val="0"/>
+          <w:sz w:val="21"/>
+        </w:rPr>
+        <w:t>这套采集能力不止 Claude Code 能用。它带一个**零依赖**的 MCP 服务，把同一套本事交给别的 Agent，**你不需要额外安装任何东西**。</w:t>
+      </w:r>
+    </w:p>
+    <w:p>
+      <w:pPr>
+        <w:spacing w:after="120"/>
+      </w:pPr>
+      <w:r>
+        <w:rPr>
+          <w:rFonts w:ascii="微软雅黑" w:hAnsi="微软雅黑" w:eastAsia="微软雅黑"/>
+          <w:b w:val="0"/>
+          <w:sz w:val="21"/>
+        </w:rPr>
+        <w:t>接入三步（以 Claude Code 为例）：</w:t>
+      </w:r>
+    </w:p>
+    <w:p>
+      <w:pPr>
+        <w:spacing w:after="60"/>
+      </w:pPr>
+      <w:r>
+        <w:rPr>
+          <w:rFonts w:ascii="微软雅黑" w:hAnsi="微软雅黑" w:eastAsia="微软雅黑"/>
+          <w:b w:val="0"/>
+          <w:sz w:val="21"/>
+        </w:rPr>
+        <w:t>1. 在 skill 目录下运行：python scripts/mcp_server.py --print-config，它会显示两行路径（解释器和脚本）。</w:t>
+      </w:r>
+    </w:p>
+    <w:p>
+      <w:pPr>
+        <w:spacing w:after="60"/>
+      </w:pPr>
+      <w:r>
+        <w:rPr>
+          <w:rFonts w:ascii="微软雅黑" w:hAnsi="微软雅黑" w:eastAsia="微软雅黑"/>
+          <w:b w:val="0"/>
+          <w:sz w:val="21"/>
+        </w:rPr>
+        <w:t>2. 接入：python scripts/mcp_server.py --install claude（Codex 用 --install codex，WorkBuddy / 千问办公 用第一条打印出的信息在它们的「连接器 / MCP」里新建）。</w:t>
+      </w:r>
+    </w:p>
+    <w:p>
+      <w:pPr>
+        <w:spacing w:after="60"/>
+      </w:pPr>
+      <w:r>
+        <w:rPr>
+          <w:rFonts w:ascii="微软雅黑" w:hAnsi="微软雅黑" w:eastAsia="微软雅黑"/>
+          <w:b w:val="0"/>
+          <w:sz w:val="21"/>
+        </w:rPr>
+        <w:t>3. 在客户端里就能看到 harvest_school（一键采集）、harvest_pages（指定承载页采集）等工具；说「采集 XX 大学的培养方案」即可。</w:t>
+      </w:r>
+    </w:p>
+    <w:p>
+      <w:pPr>
+        <w:pStyle w:val="ListBullet"/>
+      </w:pPr>
+      <w:r>
+        <w:rPr>
+          <w:rFonts w:ascii="微软雅黑" w:hAnsi="微软雅黑" w:eastAsia="微软雅黑"/>
+          <w:b w:val="0"/>
+          <w:sz w:val="21"/>
+        </w:rPr>
+        <w:t>长任务会自动转后台：工具先返回一个任务号，稍等片刻再取结果，不会把客户端卡到超时。</w:t>
+      </w:r>
+    </w:p>
+    <w:p>
+      <w:pPr>
+        <w:pStyle w:val="ListBullet"/>
+      </w:pPr>
+      <w:r>
+        <w:rPr>
+          <w:rFonts w:ascii="微软雅黑" w:hAnsi="微软雅黑" w:eastAsia="微软雅黑"/>
+          <w:b w:val="0"/>
+          <w:sz w:val="21"/>
+        </w:rPr>
+        <w:t>想让它更省心：把「某校挂着材料的那一页」网址直接告诉它，它就走精准直采，比全站找更稳。</w:t>
+      </w:r>
+    </w:p>
+    <w:p>
+      <w:pPr>
+        <w:spacing w:after="120"/>
+      </w:pPr>
+      <w:r>
+        <w:rPr>
+          <w:rFonts w:ascii="微软雅黑" w:hAnsi="微软雅黑" w:eastAsia="微软雅黑"/>
+          <w:b w:val="0"/>
+          <w:sz w:val="21"/>
+        </w:rPr>
+        <w:t>注意：命令里的 Python 路径要与实际一致；若客户端找不到 Python，就用 --print-config 打印的绝对路径。</w:t>
       </w:r>
     </w:p>
     <w:sectPr>

--- a/skills/edu-material-harvest/使用教程_高校公开资料采集.docx
+++ b/skills/edu-material-harvest/使用教程_高校公开资料采集.docx
@@ -54,7 +54,7 @@
           <w:b w:val="0"/>
           <w:sz w:val="21"/>
         </w:rPr>
-        <w:t>给定「学校名 + 官方域名」，自动从**官方公开网页**发现并采集四类材料：培养方案、专业介绍、课程大纲、年度报告（就业质量 / 本科教学质量）。每采一份，都会记下它的**下载直链**和**挂链接的那个网页**，最后汇总成一份可点击、可核对的台账。</w:t>
+        <w:t>给定“学校名 + 官方域名”，自动从官方公开网页发现并采集四类材料：培养方案、专业介绍、课程大纲、年度报告（就业质量 / 本科教学质量）。每采一份，都会记下它的下载直链和挂链接的那个网页，最后汇总成一份可点击、可核对的台账。</w:t>
       </w:r>
     </w:p>
     <w:p>
@@ -67,7 +67,7 @@
           <w:b w:val="0"/>
           <w:sz w:val="21"/>
         </w:rPr>
-        <w:t>**适用于任意一所中国高校（*.edu.cn），不限地域。**核心价值：结果**可溯源、可复现**——你要做分析时，能一键跳回学校官网核对原文。</w:t>
+        <w:t>适用于任意一所中国高校（*.edu.cn），不限地域。核心价值：结果可溯源、可复现——你要做分析时，能一键跳回学校官网核对原文。</w:t>
       </w:r>
     </w:p>
     <w:p>
@@ -199,7 +199,7 @@
           <w:b w:val="0"/>
           <w:sz w:val="21"/>
         </w:rPr>
-        <w:t>第 1 步 · 给两个信息：**采哪所学校**、**它的官方域名**。域名由 Claude 先用联网搜索确认为官方 *.edu.cn（**绝不瞎猜**）。</w:t>
+        <w:t>第 1 步 · 给两个信息：采哪所学校、它的官方域名。域名由 Claude 先用联网搜索确认为官方 *.edu.cn（绝不瞎猜）。</w:t>
       </w:r>
     </w:p>
     <w:p>
@@ -212,7 +212,7 @@
           <w:b w:val="0"/>
           <w:sz w:val="21"/>
         </w:rPr>
-        <w:t>第 2 步 · 自动发现（只侦察、不下载）：Claude 会摸清该校材料挂在哪些栏目页、附件直链是什么，并对每条候选**实测**可达性与文件类型，产出一份“候选确认表”给你过目。如果目标材料挂在被反爬挡住的子站、自动爬不到，Claude 会改用“先联网搜索定位到挂着材料的那一页，再交给脚本枚举下载”的精准方式——两种方式产出的台账完全一样。</w:t>
+        <w:t>第 2 步 · 自动发现（只侦察、不下载）：Claude 会摸清该校材料挂在哪些栏目页、附件直链是什么，并对每条候选实测可达性与文件类型，产出一份“候选确认表”给你过目。如果目标材料挂在被反爬挡住的子站、自动爬不到，Claude 会改用“先联网搜索定位到挂着材料的那一页，再交给脚本枚举下载”的精准方式——两种方式产出的台账完全一样。</w:t>
       </w:r>
     </w:p>
     <w:p>
@@ -658,6 +658,32 @@
           <w:b/>
           <w:sz w:val="21"/>
         </w:rPr>
+        <w:t>Q：想一次采一整个地区的学校，行吗？</w:t>
+      </w:r>
+    </w:p>
+    <w:p>
+      <w:pPr>
+        <w:spacing w:after="160"/>
+      </w:pPr>
+      <w:r>
+        <w:rPr>
+          <w:rFonts w:ascii="微软雅黑" w:hAnsi="微软雅黑" w:eastAsia="微软雅黑"/>
+          <w:b w:val="0"/>
+          <w:sz w:val="21"/>
+        </w:rPr>
+        <w:t>A：行。直接说“把某省的 985 高校（或某市的高校）的培养方案都采了”，它会先从教育部高校名单里按地区 / 层次自动生成学校名单，再逐校采集，各校分开存（见第八节）。注意名单只含普通高校，不含成人高校与军队院校。</w:t>
+      </w:r>
+    </w:p>
+    <w:p>
+      <w:pPr>
+        <w:spacing w:after="40"/>
+      </w:pPr>
+      <w:r>
+        <w:rPr>
+          <w:rFonts w:ascii="微软雅黑" w:hAnsi="微软雅黑" w:eastAsia="微软雅黑"/>
+          <w:b/>
+          <w:sz w:val="21"/>
+        </w:rPr>
         <w:t>Q：为什么会采到“看起来不像材料”的网页？</w:t>
       </w:r>
     </w:p>
@@ -763,7 +789,7 @@
           <w:color w:val="1F4E79"/>
           <w:sz w:val="30"/>
         </w:rPr>
-        <w:t>八、在别的 Agent 里用（Claude Code / Codex / WorkBuddy / 千问办公）</w:t>
+        <w:t>八、按地区批量采集（省 / 985·211）</w:t>
       </w:r>
     </w:p>
     <w:p>
@@ -776,7 +802,151 @@
           <w:b w:val="0"/>
           <w:sz w:val="21"/>
         </w:rPr>
-        <w:t>这套采集能力不止 Claude Code 能用。它带一个**零依赖**的 MCP 服务，把同一套本事交给别的 Agent，**你不需要额外安装任何东西**。</w:t>
+        <w:t>不用一所一所报校名。你可以直接说“把湖南的 985 高校的培养方案都采了”，它会先从教育部《全国普通高等学校名单》里，按你要的地区 / 层次，自动生成一份学校名单。</w:t>
+      </w:r>
+    </w:p>
+    <w:p>
+      <w:pPr>
+        <w:spacing w:after="120"/>
+      </w:pPr>
+      <w:r>
+        <w:rPr>
+          <w:rFonts w:ascii="微软雅黑" w:hAnsi="微软雅黑" w:eastAsia="微软雅黑"/>
+          <w:b w:val="0"/>
+          <w:sz w:val="21"/>
+        </w:rPr>
+        <w:t>三步：</w:t>
+      </w:r>
+    </w:p>
+    <w:p>
+      <w:pPr>
+        <w:spacing w:after="60"/>
+      </w:pPr>
+      <w:r>
+        <w:rPr>
+          <w:rFonts w:ascii="微软雅黑" w:hAnsi="微软雅黑" w:eastAsia="微软雅黑"/>
+          <w:b w:val="0"/>
+          <w:sz w:val="21"/>
+        </w:rPr>
+        <w:t>1. 生成名单：按 省份 / 城市 / 层次（本科·专科）/ 预设（985·211）筛出学校，得到一份名单文件（纯本地完成，不联网、不猜域名）。</w:t>
+      </w:r>
+    </w:p>
+    <w:p>
+      <w:pPr>
+        <w:spacing w:after="60"/>
+      </w:pPr>
+      <w:r>
+        <w:rPr>
+          <w:rFonts w:ascii="微软雅黑" w:hAnsi="微软雅黑" w:eastAsia="微软雅黑"/>
+          <w:b w:val="0"/>
+          <w:sz w:val="21"/>
+        </w:rPr>
+        <w:t>2. 补域名：名单里每所学校都需要它的官方域名，两种来源——① 你自己提供：把“学校→域名”写成一个小文件给我（最准）；② 让我代查：对没有域名的学校，我用联网搜索逐校找到官方 *.edu.cn 域名，并记下证据页（绝不瞎猜）。</w:t>
+      </w:r>
+    </w:p>
+    <w:p>
+      <w:pPr>
+        <w:spacing w:after="60"/>
+      </w:pPr>
+      <w:r>
+        <w:rPr>
+          <w:rFonts w:ascii="微软雅黑" w:hAnsi="微软雅黑" w:eastAsia="微软雅黑"/>
+          <w:b w:val="0"/>
+          <w:sz w:val="21"/>
+        </w:rPr>
+        <w:t>3. 逐校采集：名单齐了，就和单校一样逐校发现 → 下载 → 出台账，每所学校各自一个子文件夹。</w:t>
+      </w:r>
+    </w:p>
+    <w:p>
+      <w:pPr>
+        <w:spacing w:after="40"/>
+      </w:pPr>
+      <w:r>
+        <w:rPr>
+          <w:rFonts w:ascii="微软雅黑" w:hAnsi="微软雅黑" w:eastAsia="微软雅黑"/>
+          <w:b/>
+          <w:sz w:val="21"/>
+        </w:rPr>
+        <w:t>名单口径（重要）：</w:t>
+      </w:r>
+    </w:p>
+    <w:p>
+      <w:pPr>
+        <w:pStyle w:val="ListBullet"/>
+      </w:pPr>
+      <w:r>
+        <w:rPr>
+          <w:rFonts w:ascii="微软雅黑" w:hAnsi="微软雅黑" w:eastAsia="微软雅黑"/>
+          <w:b w:val="0"/>
+          <w:sz w:val="21"/>
+        </w:rPr>
+        <w:t>这份名单 = 教育部《全国普通高等学校名单》，只含普通高校（本科 + 专科）。</w:t>
+      </w:r>
+    </w:p>
+    <w:p>
+      <w:pPr>
+        <w:pStyle w:val="ListBullet"/>
+      </w:pPr>
+      <w:r>
+        <w:rPr>
+          <w:rFonts w:ascii="微软雅黑" w:hAnsi="微软雅黑" w:eastAsia="微软雅黑"/>
+          <w:b w:val="0"/>
+          <w:sz w:val="21"/>
+        </w:rPr>
+        <w:t>不含成人高校（教育部另有一份《全国成人高等学校名单》）——默认不采，需要时可以补入。</w:t>
+      </w:r>
+    </w:p>
+    <w:p>
+      <w:pPr>
+        <w:pStyle w:val="ListBullet"/>
+      </w:pPr>
+      <w:r>
+        <w:rPr>
+          <w:rFonts w:ascii="微软雅黑" w:hAnsi="微软雅黑" w:eastAsia="微软雅黑"/>
+          <w:b w:val="0"/>
+          <w:sz w:val="21"/>
+        </w:rPr>
+        <w:t>不含军队院校（如国防科技大学）——按 985/211 筛选时，这些校名会明确列在“未匹配”里，不会被悄悄丢掉。</w:t>
+      </w:r>
+    </w:p>
+    <w:p>
+      <w:pPr>
+        <w:spacing w:after="120"/>
+      </w:pPr>
+      <w:r>
+        <w:rPr>
+          <w:rFonts w:ascii="微软雅黑" w:hAnsi="微软雅黑" w:eastAsia="微软雅黑"/>
+          <w:b w:val="0"/>
+          <w:sz w:val="21"/>
+        </w:rPr>
+        <w:t>关于“能不能采到”：地区批量是“按你给的名单逐校做”，每所学校能不能采到，取决于它有没有公开源——有的学校挂得全，有的几乎没有，所以产出会有多有少，这是正常的。范围越大越慢：几所学校是分钟级，整省几十上百所会明显更久。</w:t>
+      </w:r>
+    </w:p>
+    <w:p>
+      <w:pPr>
+        <w:spacing w:before="200" w:after="120"/>
+      </w:pPr>
+      <w:r>
+        <w:rPr>
+          <w:rFonts w:ascii="微软雅黑" w:hAnsi="微软雅黑" w:eastAsia="微软雅黑"/>
+          <w:b/>
+          <w:color w:val="1F4E79"/>
+          <w:sz w:val="30"/>
+        </w:rPr>
+        <w:t>九、在别的 Agent 里用（Claude Code / Codex / WorkBuddy / 千问办公）</w:t>
+      </w:r>
+    </w:p>
+    <w:p>
+      <w:pPr>
+        <w:spacing w:after="120"/>
+      </w:pPr>
+      <w:r>
+        <w:rPr>
+          <w:rFonts w:ascii="微软雅黑" w:hAnsi="微软雅黑" w:eastAsia="微软雅黑"/>
+          <w:b w:val="0"/>
+          <w:sz w:val="21"/>
+        </w:rPr>
+        <w:t>这套采集能力不止 Claude Code 能用。它带一个零依赖的 MCP 服务，把同一套本事交给别的 Agent，你不需要额外安装任何东西。</w:t>
       </w:r>
     </w:p>
     <w:p>
@@ -815,7 +985,7 @@
           <w:b w:val="0"/>
           <w:sz w:val="21"/>
         </w:rPr>
-        <w:t>2. 接入：python scripts/mcp_server.py --install claude（Codex 用 --install codex，WorkBuddy / 千问办公 用第一条打印出的信息在它们的「连接器 / MCP」里新建）。</w:t>
+        <w:t>2. 接入：python scripts/mcp_server.py --install claude（Codex 用 --install codex，WorkBuddy / 千问办公 用第一条打印出的信息在它们的“连接器 / MCP”里新建）。</w:t>
       </w:r>
     </w:p>
     <w:p>
@@ -828,7 +998,7 @@
           <w:b w:val="0"/>
           <w:sz w:val="21"/>
         </w:rPr>
-        <w:t>3. 在客户端里就能看到 harvest_school（一键采集）、harvest_pages（指定承载页采集）等工具；说「采集 XX 大学的培养方案」即可。</w:t>
+        <w:t>3. 在客户端里就能看到 harvest_school（一键采集）、harvest_pages（指定承载页采集）等工具；说“采集 XX 大学的培养方案”即可。</w:t>
       </w:r>
     </w:p>
     <w:p>
@@ -854,7 +1024,7 @@
           <w:b w:val="0"/>
           <w:sz w:val="21"/>
         </w:rPr>
-        <w:t>想让它更省心：把「某校挂着材料的那一页」网址直接告诉它，它就走精准直采，比全站找更稳。</w:t>
+        <w:t>想让它更省心：把“某校挂着材料的那一页”网址直接告诉它，它就走精准直采，比全站找更稳。</w:t>
       </w:r>
     </w:p>
     <w:p>

--- a/skills/edu-material-harvest/使用教程_高校公开资料采集.docx
+++ b/skills/edu-material-harvest/使用教程_高校公开资料采集.docx
@@ -762,7 +762,7 @@
           <w:b/>
           <w:sz w:val="21"/>
         </w:rPr>
-        <w:t>Q：能在其它 Agent（Codex、WorkBuddy、千问办公）里用吗？</w:t>
+        <w:t>Q：能在其它 Agent（Codex、WorkBuddy、千问办公、DeepSeek Harness）里用吗？</w:t>
       </w:r>
     </w:p>
     <w:p>
@@ -775,7 +775,33 @@
           <w:b w:val="0"/>
           <w:sz w:val="21"/>
         </w:rPr>
-        <w:t>A：能。本 skill 带一个零依赖的 MCP 服务，装一次即可让这些客户端用同一套采集能力（见第八节）。不需要你额外安装 Python 包。</w:t>
+        <w:t>A：能。本 skill 带一个零依赖的 MCP 服务，装一次即可让这些客户端用同一套采集能力（见第九节）。不需要你额外安装 Python 包。</w:t>
+      </w:r>
+    </w:p>
+    <w:p>
+      <w:pPr>
+        <w:spacing w:after="40"/>
+      </w:pPr>
+      <w:r>
+        <w:rPr>
+          <w:rFonts w:ascii="微软雅黑" w:hAnsi="微软雅黑" w:eastAsia="微软雅黑"/>
+          <w:b/>
+          <w:sz w:val="21"/>
+        </w:rPr>
+        <w:t>Q：DeepSeek Harness 里怎么装？</w:t>
+      </w:r>
+    </w:p>
+    <w:p>
+      <w:pPr>
+        <w:spacing w:after="160"/>
+      </w:pPr>
+      <w:r>
+        <w:rPr>
+          <w:rFonts w:ascii="微软雅黑" w:hAnsi="微软雅黑" w:eastAsia="微软雅黑"/>
+          <w:b w:val="0"/>
+          <w:sz w:val="21"/>
+        </w:rPr>
+        <w:t>A：它和别的客户端不同——在 DSH 里 skill 和插件分开了：最快是把本工具整个文件夹放进 DSH 的技能目录（见第十节）；也可在桌面版“设置 → 插件”里填本仓库地址一键装。</w:t>
       </w:r>
     </w:p>
     <w:p>
@@ -1038,6 +1064,124 @@
           <w:sz w:val="21"/>
         </w:rPr>
         <w:t>注意：命令里的 Python 路径要与实际一致；若客户端找不到 Python，就用 --print-config 打印的绝对路径。</w:t>
+      </w:r>
+    </w:p>
+    <w:p>
+      <w:pPr>
+        <w:spacing w:before="200" w:after="120"/>
+      </w:pPr>
+      <w:r>
+        <w:rPr>
+          <w:rFonts w:ascii="微软雅黑" w:hAnsi="微软雅黑" w:eastAsia="微软雅黑"/>
+          <w:b/>
+          <w:color w:val="1F4E79"/>
+          <w:sz w:val="30"/>
+        </w:rPr>
+        <w:t>十、在 DeepSeek Harness 里用</w:t>
+      </w:r>
+    </w:p>
+    <w:p>
+      <w:pPr>
+        <w:spacing w:after="120"/>
+      </w:pPr>
+      <w:r>
+        <w:rPr>
+          <w:rFonts w:ascii="微软雅黑" w:hAnsi="微软雅黑" w:eastAsia="微软雅黑"/>
+          <w:b w:val="0"/>
+          <w:sz w:val="21"/>
+        </w:rPr>
+        <w:t>DeepSeek Harness（DSH）是 DeepSeek 官方的插件化 Agent，桌面版能从“设置 → 插件”里加东西。它和别的客户端不同：在 DSH 里，skill 和插件是两套——skill 是给模型看的 Markdown 指令，靠“放进技能目录”生效，不能用“添加插件”装；插件才是“添加插件”里那种包。本工具两种都备好了。</w:t>
+      </w:r>
+    </w:p>
+    <w:p>
+      <w:pPr>
+        <w:spacing w:after="120"/>
+      </w:pPr>
+      <w:r>
+        <w:rPr>
+          <w:rFonts w:ascii="微软雅黑" w:hAnsi="微软雅黑" w:eastAsia="微软雅黑"/>
+          <w:b w:val="0"/>
+          <w:sz w:val="21"/>
+        </w:rPr>
+        <w:t>方式一（最快）· 当 skill 用：把本工具的整个文件夹，复制到 DSH 的技能目录：</w:t>
+      </w:r>
+    </w:p>
+    <w:p>
+      <w:pPr>
+        <w:pStyle w:val="ListBullet"/>
+      </w:pPr>
+      <w:r>
+        <w:rPr>
+          <w:rFonts w:ascii="微软雅黑" w:hAnsi="微软雅黑" w:eastAsia="微软雅黑"/>
+          <w:b w:val="0"/>
+          <w:sz w:val="21"/>
+        </w:rPr>
+        <w:t>Windows 用户级：%USERPROFILE%\.dsh\skills\edu-material-harvest</w:t>
+      </w:r>
+    </w:p>
+    <w:p>
+      <w:pPr>
+        <w:pStyle w:val="ListBullet"/>
+      </w:pPr>
+      <w:r>
+        <w:rPr>
+          <w:rFonts w:ascii="微软雅黑" w:hAnsi="微软雅黑" w:eastAsia="微软雅黑"/>
+          <w:b w:val="0"/>
+          <w:sz w:val="21"/>
+        </w:rPr>
+        <w:t>或跨工具的共享目录：%USERPROFILE%\.agents\skills\edu-material-harvest</w:t>
+      </w:r>
+    </w:p>
+    <w:p>
+      <w:pPr>
+        <w:spacing w:after="120"/>
+      </w:pPr>
+      <w:r>
+        <w:rPr>
+          <w:rFonts w:ascii="微软雅黑" w:hAnsi="微软雅黑" w:eastAsia="微软雅黑"/>
+          <w:b w:val="0"/>
+          <w:sz w:val="21"/>
+        </w:rPr>
+        <w:t>放好即生效、不用重启。两条注意：目录名要保持 edu-material-harvest，而且必须直接放在这一层（再往下套一层就不会被发现）。</w:t>
+      </w:r>
+    </w:p>
+    <w:p>
+      <w:pPr>
+        <w:spacing w:after="120"/>
+      </w:pPr>
+      <w:r>
+        <w:rPr>
+          <w:rFonts w:ascii="微软雅黑" w:hAnsi="微软雅黑" w:eastAsia="微软雅黑"/>
+          <w:b w:val="0"/>
+          <w:sz w:val="21"/>
+        </w:rPr>
+        <w:t>方式二 · 当插件用（GitHub 一键）：在桌面版“设置 → 插件 → 添加插件”里，填本仓库的 GitHub 地址安装，装完重启即可。它也能从一个本地文件夹安装。</w:t>
+      </w:r>
+    </w:p>
+    <w:p>
+      <w:pPr>
+        <w:spacing w:after="120"/>
+      </w:pPr>
+      <w:r>
+        <w:rPr>
+          <w:rFonts w:ascii="微软雅黑" w:hAnsi="微软雅黑" w:eastAsia="微软雅黑"/>
+          <w:b w:val="0"/>
+          <w:sz w:val="21"/>
+        </w:rPr>
+        <w:t>方式三 · 走 MCP：把连接信息（那段 JSON）贴进 DSH 的 MCP 配置，工具会以 mcp__ 开头出现。DSH 目前只认工具、不认资源手册——不过“名单口径”这类要点已经写在工具返回里了，不会漏。</w:t>
+      </w:r>
+    </w:p>
+    <w:p>
+      <w:pPr>
+        <w:spacing w:after="120"/>
+      </w:pPr>
+      <w:r>
+        <w:rPr>
+          <w:rFonts w:ascii="微软雅黑" w:hAnsi="微软雅黑" w:eastAsia="微软雅黑"/>
+          <w:b w:val="0"/>
+          <w:sz w:val="21"/>
+        </w:rPr>
+        <w:t>依赖：DSH 自带 Python 3.12（出台账要用的库已含）。若缺 PDF 取名用的库，文件名会退化为通用名，台账照常生成。</w:t>
       </w:r>
     </w:p>
     <w:sectPr>

--- a/skills/edu-material-harvest/使用教程_高校公开资料采集.docx
+++ b/skills/edu-material-harvest/使用教程_高校公开资料采集.docx
@@ -977,6 +977,45 @@
     </w:p>
     <w:p>
       <w:pPr>
+        <w:spacing w:after="60"/>
+      </w:pPr>
+      <w:r>
+        <w:rPr>
+          <w:rFonts w:ascii="微软雅黑" w:hAnsi="微软雅黑" w:eastAsia="微软雅黑"/>
+          <w:b w:val="0"/>
+          <w:sz w:val="21"/>
+        </w:rPr>
+        <w:t>先做一步（所有客户端都要）：在仓库目录里运行下面这条命令，它会打印一段可直接粘贴的 JSON 配置，里面已经填好你本机的路径。</w:t>
+      </w:r>
+    </w:p>
+    <w:p>
+      <w:pPr>
+        <w:pStyle w:val="ListBullet"/>
+      </w:pPr>
+      <w:r>
+        <w:rPr>
+          <w:rFonts w:ascii="微软雅黑" w:hAnsi="微软雅黑" w:eastAsia="微软雅黑"/>
+          <w:b w:val="0"/>
+          <w:sz w:val="21"/>
+        </w:rPr>
+        <w:t>python scripts/mcp_server.py --print-config</w:t>
+      </w:r>
+    </w:p>
+    <w:p>
+      <w:pPr>
+        <w:spacing w:after="80"/>
+      </w:pPr>
+      <w:r>
+        <w:rPr>
+          <w:rFonts w:ascii="微软雅黑" w:hAnsi="微软雅黑" w:eastAsia="微软雅黑"/>
+          <w:b/>
+          <w:sz w:val="21"/>
+        </w:rPr>
+        <w:t>各客户端怎么装（照着做）：</w:t>
+      </w:r>
+    </w:p>
+    <w:p>
+      <w:pPr>
         <w:spacing w:after="120"/>
       </w:pPr>
       <w:r>
@@ -985,12 +1024,12 @@
           <w:b w:val="0"/>
           <w:sz w:val="21"/>
         </w:rPr>
-        <w:t>接入三步（以 Claude Code 为例）：</w:t>
+        <w:t>Claude Code：在仓库目录运行 python scripts/mcp_server.py --install claude，它会自动帮你写好配置；若你是用 /plugin 装的插件，MCP 已经自动挂上，什么都不用做。装好后运行 claude mcp list，列表里出现 edu-material-harvest 就成功了。</w:t>
       </w:r>
     </w:p>
     <w:p>
       <w:pPr>
-        <w:spacing w:after="60"/>
+        <w:spacing w:after="120"/>
       </w:pPr>
       <w:r>
         <w:rPr>
@@ -998,12 +1037,12 @@
           <w:b w:val="0"/>
           <w:sz w:val="21"/>
         </w:rPr>
-        <w:t>1. 在 skill 目录下运行：python scripts/mcp_server.py --print-config，它会显示两行路径（解释器和脚本）。</w:t>
+        <w:t>Codex：运行 python scripts/mcp_server.py --install codex。装好后运行 codex mcp get edu-material-harvest，能打印出配置即可。</w:t>
       </w:r>
     </w:p>
     <w:p>
       <w:pPr>
-        <w:spacing w:after="60"/>
+        <w:spacing w:after="120"/>
       </w:pPr>
       <w:r>
         <w:rPr>
@@ -1011,12 +1050,12 @@
           <w:b w:val="0"/>
           <w:sz w:val="21"/>
         </w:rPr>
-        <w:t>2. 接入：python scripts/mcp_server.py --install claude（Codex 用 --install codex，WorkBuddy / 千问办公 用第一条打印出的信息在它们的“连接器 / MCP”里新建）。</w:t>
+        <w:t>WorkBuddy：打开它的“连接器（MCP）”，新建一个服务器，类型选 stdio（本地进程），把打印出来的 command 填到“命令”栏、args 填到“参数”栏。列表里能看到它、能展开出工具，就算装好了。</w:t>
       </w:r>
     </w:p>
     <w:p>
       <w:pPr>
-        <w:spacing w:after="60"/>
+        <w:spacing w:after="120"/>
       </w:pPr>
       <w:r>
         <w:rPr>
@@ -1024,7 +1063,33 @@
           <w:b w:val="0"/>
           <w:sz w:val="21"/>
         </w:rPr>
-        <w:t>3. 在客户端里就能看到 harvest_school（一键采集）、harvest_pages（指定承载页采集）等工具；说“采集 XX 大学的培养方案”即可。</w:t>
+        <w:t>千问办公：桌面端“扩展 → 连接器 → + 添加”→ 选“填写/粘贴 JSON 配置”，把打印出来的那段 JSON 整段粘进去（或选“手动添加配置”，类型选 STDIO，再分开填 command / args）。注意：加完必须新建一个任务才生效；在“连接器 → 已安装 → 自定义”里能展开出工具列表，才算真连上——开关是开的，不代表已经连上。</w:t>
+      </w:r>
+    </w:p>
+    <w:p>
+      <w:pPr>
+        <w:spacing w:after="200"/>
+      </w:pPr>
+      <w:r>
+        <w:rPr>
+          <w:rFonts w:ascii="微软雅黑" w:hAnsi="微软雅黑" w:eastAsia="微软雅黑"/>
+          <w:b w:val="0"/>
+          <w:sz w:val="21"/>
+        </w:rPr>
+        <w:t>Claude Desktop / Cursor / Cline：打开它各自的 MCP 配置文件，把打印出来的那段 JSON 粘进去，然后重启该客户端。</w:t>
+      </w:r>
+    </w:p>
+    <w:p>
+      <w:pPr>
+        <w:pStyle w:val="ListBullet"/>
+      </w:pPr>
+      <w:r>
+        <w:rPr>
+          <w:rFonts w:ascii="微软雅黑" w:hAnsi="微软雅黑" w:eastAsia="微软雅黑"/>
+          <w:b w:val="0"/>
+          <w:sz w:val="21"/>
+        </w:rPr>
+        <w:t>装上后，客户端里会出现 harvest_school（一键采集）、harvest_pages（指定承载页采集）等工具；说“采集 XX 大学的培养方案”即可。</w:t>
       </w:r>
     </w:p>
     <w:p>
@@ -1063,7 +1128,7 @@
           <w:b w:val="0"/>
           <w:sz w:val="21"/>
         </w:rPr>
-        <w:t>注意：命令里的 Python 路径要与实际一致；若客户端找不到 Python，就用 --print-config 打印的绝对路径。</w:t>
+        <w:t>注意：若客户端找不到 Python，就用 --print-config 打印出的绝对路径。</w:t>
       </w:r>
     </w:p>
     <w:p>
